--- a/doc/model_validation.docx
+++ b/doc/model_validation.docx
@@ -990,7 +990,7 @@
         <w:pStyle w:val="FirstParagraph"/>
       </w:pPr>
       <w:r>
-        <w:t xml:space="preserve">PIP had the lowest RMSE for both MAT and log(MAP) under both missing-data strategies (Fig. 1). Among non-phylogenetic models, the site-level LM using the Peppe et al. (2011) aggregation performed best. The species-level LM and PGLS had higher RMSE than all site-level LM variants.</w:t>
+        <w:t xml:space="preserve">PIP had the lowest RMSE for both MAT and log(MAP) under both missing-data strategies (Fig. 1). Among non-phylogenetic models, the site-level LM using the Peppe et al. (2011) aggregation performed best. For MAT, the species-level LM and PGLS had higher RMSE than all site-level LM variants. For log(MAP), LM species and PGLS outperformed the LM site (specimen) and LM site (sp+zero) configurations, though both remained worse than LM site (Peppe).</w:t>
       </w:r>
     </w:p>
     <w:p>
@@ -1048,6 +1048,24 @@
         <w:t xml:space="preserve">Figure 1. Cross-validation RMSE for all twelve model configurations, faceted by target variable. Models are ordered by mean RMSE across both targets. Colour indicates model family.</w:t>
       </w:r>
     </w:p>
+    <w:p>
+      <w:pPr>
+        <w:pStyle w:val="BodyText"/>
+      </w:pPr>
+      <w:r>
+        <w:rPr>
+          <w:b/>
+          <w:bCs/>
+        </w:rPr>
+        <w:t xml:space="preserve">Table 1.</w:t>
+      </w:r>
+      <w:r>
+        <w:t xml:space="preserve"> </w:t>
+      </w:r>
+      <w:r>
+        <w:t xml:space="preserve">Ten-fold cross-validation RMSE for all twelve model configurations, ordered by MAT RMSE. Values are root mean squared error for MAT (°C) and log(MAP) (log cm). Impute configurations have 93 held-out sites. CC configurations have 82 sites (LM site, Peppe) or 84 sites (all others) due to complete-case filtering.</w:t>
+      </w:r>
+    </w:p>
     <w:tbl>
       <w:tblPr>
         <w:tblStyle w:val="Table"/>
@@ -1055,9 +1073,10 @@
         <w:tblLook w:firstRow="1" w:lastRow="0" w:firstColumn="0" w:lastColumn="0" w:noHBand="0" w:noVBand="0" w:val="0020"/>
       </w:tblPr>
       <w:tblGrid>
-        <w:gridCol w:w="2640"/>
-        <w:gridCol w:w="2640"/>
-        <w:gridCol w:w="2640"/>
+        <w:gridCol w:w="1980"/>
+        <w:gridCol w:w="1980"/>
+        <w:gridCol w:w="1980"/>
+        <w:gridCol w:w="1980"/>
       </w:tblGrid>
       <w:tr>
         <w:trPr>
@@ -1096,6 +1115,17 @@
             </w:r>
           </w:p>
         </w:tc>
+        <w:tc>
+          <w:tcPr/>
+          <w:p>
+            <w:pPr>
+              <w:pStyle w:val="Compact"/>
+            </w:pPr>
+            <w:r>
+              <w:t xml:space="preserve">n sites</w:t>
+            </w:r>
+          </w:p>
+        </w:tc>
       </w:tr>
       <w:tr>
         <w:tc>
@@ -1116,18 +1146,29 @@
               <w:pStyle w:val="Compact"/>
             </w:pPr>
             <w:r>
-              <w:t xml:space="preserve">3.638</w:t>
-            </w:r>
-          </w:p>
-        </w:tc>
-        <w:tc>
-          <w:tcPr/>
-          <w:p>
-            <w:pPr>
-              <w:pStyle w:val="Compact"/>
-            </w:pPr>
-            <w:r>
-              <w:t xml:space="preserve">0.542</w:t>
+              <w:t xml:space="preserve">3.417</w:t>
+            </w:r>
+          </w:p>
+        </w:tc>
+        <w:tc>
+          <w:tcPr/>
+          <w:p>
+            <w:pPr>
+              <w:pStyle w:val="Compact"/>
+            </w:pPr>
+            <w:r>
+              <w:t xml:space="preserve">0.525</w:t>
+            </w:r>
+          </w:p>
+        </w:tc>
+        <w:tc>
+          <w:tcPr/>
+          <w:p>
+            <w:pPr>
+              <w:pStyle w:val="Compact"/>
+            </w:pPr>
+            <w:r>
+              <w:t xml:space="preserve">93</w:t>
             </w:r>
           </w:p>
         </w:tc>
@@ -1151,18 +1192,29 @@
               <w:pStyle w:val="Compact"/>
             </w:pPr>
             <w:r>
-              <w:t xml:space="preserve">3.653</w:t>
-            </w:r>
-          </w:p>
-        </w:tc>
-        <w:tc>
-          <w:tcPr/>
-          <w:p>
-            <w:pPr>
-              <w:pStyle w:val="Compact"/>
-            </w:pPr>
-            <w:r>
-              <w:t xml:space="preserve">0.545</w:t>
+              <w:t xml:space="preserve">3.709</w:t>
+            </w:r>
+          </w:p>
+        </w:tc>
+        <w:tc>
+          <w:tcPr/>
+          <w:p>
+            <w:pPr>
+              <w:pStyle w:val="Compact"/>
+            </w:pPr>
+            <w:r>
+              <w:t xml:space="preserve">0.508</w:t>
+            </w:r>
+          </w:p>
+        </w:tc>
+        <w:tc>
+          <w:tcPr/>
+          <w:p>
+            <w:pPr>
+              <w:pStyle w:val="Compact"/>
+            </w:pPr>
+            <w:r>
+              <w:t xml:space="preserve">93</w:t>
             </w:r>
           </w:p>
         </w:tc>
@@ -1175,29 +1227,40 @@
               <w:pStyle w:val="Compact"/>
             </w:pPr>
             <w:r>
-              <w:t xml:space="preserve">LM site, Peppe (impute)</w:t>
-            </w:r>
-          </w:p>
-        </w:tc>
-        <w:tc>
-          <w:tcPr/>
-          <w:p>
-            <w:pPr>
-              <w:pStyle w:val="Compact"/>
-            </w:pPr>
-            <w:r>
-              <w:t xml:space="preserve">3.913</w:t>
-            </w:r>
-          </w:p>
-        </w:tc>
-        <w:tc>
-          <w:tcPr/>
-          <w:p>
-            <w:pPr>
-              <w:pStyle w:val="Compact"/>
-            </w:pPr>
-            <w:r>
-              <w:t xml:space="preserve">0.572</w:t>
+              <w:t xml:space="preserve">LM site, Peppe (CC)</w:t>
+            </w:r>
+          </w:p>
+        </w:tc>
+        <w:tc>
+          <w:tcPr/>
+          <w:p>
+            <w:pPr>
+              <w:pStyle w:val="Compact"/>
+            </w:pPr>
+            <w:r>
+              <w:t xml:space="preserve">3.725</w:t>
+            </w:r>
+          </w:p>
+        </w:tc>
+        <w:tc>
+          <w:tcPr/>
+          <w:p>
+            <w:pPr>
+              <w:pStyle w:val="Compact"/>
+            </w:pPr>
+            <w:r>
+              <w:t xml:space="preserve">0.601</w:t>
+            </w:r>
+          </w:p>
+        </w:tc>
+        <w:tc>
+          <w:tcPr/>
+          <w:p>
+            <w:pPr>
+              <w:pStyle w:val="Compact"/>
+            </w:pPr>
+            <w:r>
+              <w:t xml:space="preserve">82</w:t>
             </w:r>
           </w:p>
         </w:tc>
@@ -1210,29 +1273,40 @@
               <w:pStyle w:val="Compact"/>
             </w:pPr>
             <w:r>
-              <w:t xml:space="preserve">LM site, Peppe (CC)</w:t>
-            </w:r>
-          </w:p>
-        </w:tc>
-        <w:tc>
-          <w:tcPr/>
-          <w:p>
-            <w:pPr>
-              <w:pStyle w:val="Compact"/>
-            </w:pPr>
-            <w:r>
-              <w:t xml:space="preserve">3.943</w:t>
-            </w:r>
-          </w:p>
-        </w:tc>
-        <w:tc>
-          <w:tcPr/>
-          <w:p>
-            <w:pPr>
-              <w:pStyle w:val="Compact"/>
-            </w:pPr>
-            <w:r>
-              <w:t xml:space="preserve">0.581</w:t>
+              <w:t xml:space="preserve">LM site, Peppe (impute)</w:t>
+            </w:r>
+          </w:p>
+        </w:tc>
+        <w:tc>
+          <w:tcPr/>
+          <w:p>
+            <w:pPr>
+              <w:pStyle w:val="Compact"/>
+            </w:pPr>
+            <w:r>
+              <w:t xml:space="preserve">3.736</w:t>
+            </w:r>
+          </w:p>
+        </w:tc>
+        <w:tc>
+          <w:tcPr/>
+          <w:p>
+            <w:pPr>
+              <w:pStyle w:val="Compact"/>
+            </w:pPr>
+            <w:r>
+              <w:t xml:space="preserve">0.590</w:t>
+            </w:r>
+          </w:p>
+        </w:tc>
+        <w:tc>
+          <w:tcPr/>
+          <w:p>
+            <w:pPr>
+              <w:pStyle w:val="Compact"/>
+            </w:pPr>
+            <w:r>
+              <w:t xml:space="preserve">93</w:t>
             </w:r>
           </w:p>
         </w:tc>
@@ -1245,29 +1319,40 @@
               <w:pStyle w:val="Compact"/>
             </w:pPr>
             <w:r>
-              <w:t xml:space="preserve">LM site, specimen (impute)</w:t>
-            </w:r>
-          </w:p>
-        </w:tc>
-        <w:tc>
-          <w:tcPr/>
-          <w:p>
-            <w:pPr>
-              <w:pStyle w:val="Compact"/>
-            </w:pPr>
-            <w:r>
-              <w:t xml:space="preserve">4.109</w:t>
-            </w:r>
-          </w:p>
-        </w:tc>
-        <w:tc>
-          <w:tcPr/>
-          <w:p>
-            <w:pPr>
-              <w:pStyle w:val="Compact"/>
-            </w:pPr>
-            <w:r>
-              <w:t xml:space="preserve">0.603</w:t>
+              <w:t xml:space="preserve">LM site, sp+zero (CC)</w:t>
+            </w:r>
+          </w:p>
+        </w:tc>
+        <w:tc>
+          <w:tcPr/>
+          <w:p>
+            <w:pPr>
+              <w:pStyle w:val="Compact"/>
+            </w:pPr>
+            <w:r>
+              <w:t xml:space="preserve">4.207</w:t>
+            </w:r>
+          </w:p>
+        </w:tc>
+        <w:tc>
+          <w:tcPr/>
+          <w:p>
+            <w:pPr>
+              <w:pStyle w:val="Compact"/>
+            </w:pPr>
+            <w:r>
+              <w:t xml:space="preserve">0.683</w:t>
+            </w:r>
+          </w:p>
+        </w:tc>
+        <w:tc>
+          <w:tcPr/>
+          <w:p>
+            <w:pPr>
+              <w:pStyle w:val="Compact"/>
+            </w:pPr>
+            <w:r>
+              <w:t xml:space="preserve">84</w:t>
             </w:r>
           </w:p>
         </w:tc>
@@ -1280,29 +1365,40 @@
               <w:pStyle w:val="Compact"/>
             </w:pPr>
             <w:r>
-              <w:t xml:space="preserve">LM site, sp+zero (impute)</w:t>
-            </w:r>
-          </w:p>
-        </w:tc>
-        <w:tc>
-          <w:tcPr/>
-          <w:p>
-            <w:pPr>
-              <w:pStyle w:val="Compact"/>
-            </w:pPr>
-            <w:r>
-              <w:t xml:space="preserve">4.129</w:t>
-            </w:r>
-          </w:p>
-        </w:tc>
-        <w:tc>
-          <w:tcPr/>
-          <w:p>
-            <w:pPr>
-              <w:pStyle w:val="Compact"/>
-            </w:pPr>
-            <w:r>
-              <w:t xml:space="preserve">0.600</w:t>
+              <w:t xml:space="preserve">LM site, specimen (CC)</w:t>
+            </w:r>
+          </w:p>
+        </w:tc>
+        <w:tc>
+          <w:tcPr/>
+          <w:p>
+            <w:pPr>
+              <w:pStyle w:val="Compact"/>
+            </w:pPr>
+            <w:r>
+              <w:t xml:space="preserve">4.207</w:t>
+            </w:r>
+          </w:p>
+        </w:tc>
+        <w:tc>
+          <w:tcPr/>
+          <w:p>
+            <w:pPr>
+              <w:pStyle w:val="Compact"/>
+            </w:pPr>
+            <w:r>
+              <w:t xml:space="preserve">0.683</w:t>
+            </w:r>
+          </w:p>
+        </w:tc>
+        <w:tc>
+          <w:tcPr/>
+          <w:p>
+            <w:pPr>
+              <w:pStyle w:val="Compact"/>
+            </w:pPr>
+            <w:r>
+              <w:t xml:space="preserve">84</w:t>
             </w:r>
           </w:p>
         </w:tc>
@@ -1315,29 +1411,40 @@
               <w:pStyle w:val="Compact"/>
             </w:pPr>
             <w:r>
-              <w:t xml:space="preserve">LM species (impute)</w:t>
-            </w:r>
-          </w:p>
-        </w:tc>
-        <w:tc>
-          <w:tcPr/>
-          <w:p>
-            <w:pPr>
-              <w:pStyle w:val="Compact"/>
-            </w:pPr>
-            <w:r>
-              <w:t xml:space="preserve">5.662</w:t>
-            </w:r>
-          </w:p>
-        </w:tc>
-        <w:tc>
-          <w:tcPr/>
-          <w:p>
-            <w:pPr>
-              <w:pStyle w:val="Compact"/>
-            </w:pPr>
-            <w:r>
-              <w:t xml:space="preserve">0.652</w:t>
+              <w:t xml:space="preserve">LM site, sp+zero (impute)</w:t>
+            </w:r>
+          </w:p>
+        </w:tc>
+        <w:tc>
+          <w:tcPr/>
+          <w:p>
+            <w:pPr>
+              <w:pStyle w:val="Compact"/>
+            </w:pPr>
+            <w:r>
+              <w:t xml:space="preserve">4.209</w:t>
+            </w:r>
+          </w:p>
+        </w:tc>
+        <w:tc>
+          <w:tcPr/>
+          <w:p>
+            <w:pPr>
+              <w:pStyle w:val="Compact"/>
+            </w:pPr>
+            <w:r>
+              <w:t xml:space="preserve">0.672</w:t>
+            </w:r>
+          </w:p>
+        </w:tc>
+        <w:tc>
+          <w:tcPr/>
+          <w:p>
+            <w:pPr>
+              <w:pStyle w:val="Compact"/>
+            </w:pPr>
+            <w:r>
+              <w:t xml:space="preserve">93</w:t>
             </w:r>
           </w:p>
         </w:tc>
@@ -1350,6 +1457,144 @@
               <w:pStyle w:val="Compact"/>
             </w:pPr>
             <w:r>
+              <w:t xml:space="preserve">LM site, specimen (impute)</w:t>
+            </w:r>
+          </w:p>
+        </w:tc>
+        <w:tc>
+          <w:tcPr/>
+          <w:p>
+            <w:pPr>
+              <w:pStyle w:val="Compact"/>
+            </w:pPr>
+            <w:r>
+              <w:t xml:space="preserve">4.217</w:t>
+            </w:r>
+          </w:p>
+        </w:tc>
+        <w:tc>
+          <w:tcPr/>
+          <w:p>
+            <w:pPr>
+              <w:pStyle w:val="Compact"/>
+            </w:pPr>
+            <w:r>
+              <w:t xml:space="preserve">0.675</w:t>
+            </w:r>
+          </w:p>
+        </w:tc>
+        <w:tc>
+          <w:tcPr/>
+          <w:p>
+            <w:pPr>
+              <w:pStyle w:val="Compact"/>
+            </w:pPr>
+            <w:r>
+              <w:t xml:space="preserve">93</w:t>
+            </w:r>
+          </w:p>
+        </w:tc>
+      </w:tr>
+      <w:tr>
+        <w:tc>
+          <w:tcPr/>
+          <w:p>
+            <w:pPr>
+              <w:pStyle w:val="Compact"/>
+            </w:pPr>
+            <w:r>
+              <w:t xml:space="preserve">LM species (CC)</w:t>
+            </w:r>
+          </w:p>
+        </w:tc>
+        <w:tc>
+          <w:tcPr/>
+          <w:p>
+            <w:pPr>
+              <w:pStyle w:val="Compact"/>
+            </w:pPr>
+            <w:r>
+              <w:t xml:space="preserve">5.186</w:t>
+            </w:r>
+          </w:p>
+        </w:tc>
+        <w:tc>
+          <w:tcPr/>
+          <w:p>
+            <w:pPr>
+              <w:pStyle w:val="Compact"/>
+            </w:pPr>
+            <w:r>
+              <w:t xml:space="preserve">0.644</w:t>
+            </w:r>
+          </w:p>
+        </w:tc>
+        <w:tc>
+          <w:tcPr/>
+          <w:p>
+            <w:pPr>
+              <w:pStyle w:val="Compact"/>
+            </w:pPr>
+            <w:r>
+              <w:t xml:space="preserve">84</w:t>
+            </w:r>
+          </w:p>
+        </w:tc>
+      </w:tr>
+      <w:tr>
+        <w:tc>
+          <w:tcPr/>
+          <w:p>
+            <w:pPr>
+              <w:pStyle w:val="Compact"/>
+            </w:pPr>
+            <w:r>
+              <w:t xml:space="preserve">LM species (impute)</w:t>
+            </w:r>
+          </w:p>
+        </w:tc>
+        <w:tc>
+          <w:tcPr/>
+          <w:p>
+            <w:pPr>
+              <w:pStyle w:val="Compact"/>
+            </w:pPr>
+            <w:r>
+              <w:t xml:space="preserve">5.198</w:t>
+            </w:r>
+          </w:p>
+        </w:tc>
+        <w:tc>
+          <w:tcPr/>
+          <w:p>
+            <w:pPr>
+              <w:pStyle w:val="Compact"/>
+            </w:pPr>
+            <w:r>
+              <w:t xml:space="preserve">0.621</w:t>
+            </w:r>
+          </w:p>
+        </w:tc>
+        <w:tc>
+          <w:tcPr/>
+          <w:p>
+            <w:pPr>
+              <w:pStyle w:val="Compact"/>
+            </w:pPr>
+            <w:r>
+              <w:t xml:space="preserve">93</w:t>
+            </w:r>
+          </w:p>
+        </w:tc>
+      </w:tr>
+      <w:tr>
+        <w:tc>
+          <w:tcPr/>
+          <w:p>
+            <w:pPr>
+              <w:pStyle w:val="Compact"/>
+            </w:pPr>
+            <w:r>
               <w:t xml:space="preserve">PGLS (impute)</w:t>
             </w:r>
           </w:p>
@@ -1361,18 +1606,75 @@
               <w:pStyle w:val="Compact"/>
             </w:pPr>
             <w:r>
-              <w:t xml:space="preserve">6.362</w:t>
-            </w:r>
-          </w:p>
-        </w:tc>
-        <w:tc>
-          <w:tcPr/>
-          <w:p>
-            <w:pPr>
-              <w:pStyle w:val="Compact"/>
-            </w:pPr>
-            <w:r>
-              <w:t xml:space="preserve">0.675</w:t>
+              <w:t xml:space="preserve">5.857</w:t>
+            </w:r>
+          </w:p>
+        </w:tc>
+        <w:tc>
+          <w:tcPr/>
+          <w:p>
+            <w:pPr>
+              <w:pStyle w:val="Compact"/>
+            </w:pPr>
+            <w:r>
+              <w:t xml:space="preserve">0.628</w:t>
+            </w:r>
+          </w:p>
+        </w:tc>
+        <w:tc>
+          <w:tcPr/>
+          <w:p>
+            <w:pPr>
+              <w:pStyle w:val="Compact"/>
+            </w:pPr>
+            <w:r>
+              <w:t xml:space="preserve">93</w:t>
+            </w:r>
+          </w:p>
+        </w:tc>
+      </w:tr>
+      <w:tr>
+        <w:tc>
+          <w:tcPr/>
+          <w:p>
+            <w:pPr>
+              <w:pStyle w:val="Compact"/>
+            </w:pPr>
+            <w:r>
+              <w:t xml:space="preserve">PGLS (CC)</w:t>
+            </w:r>
+          </w:p>
+        </w:tc>
+        <w:tc>
+          <w:tcPr/>
+          <w:p>
+            <w:pPr>
+              <w:pStyle w:val="Compact"/>
+            </w:pPr>
+            <w:r>
+              <w:t xml:space="preserve">6.054</w:t>
+            </w:r>
+          </w:p>
+        </w:tc>
+        <w:tc>
+          <w:tcPr/>
+          <w:p>
+            <w:pPr>
+              <w:pStyle w:val="Compact"/>
+            </w:pPr>
+            <w:r>
+              <w:t xml:space="preserve">0.640</w:t>
+            </w:r>
+          </w:p>
+        </w:tc>
+        <w:tc>
+          <w:tcPr/>
+          <w:p>
+            <w:pPr>
+              <w:pStyle w:val="Compact"/>
+            </w:pPr>
+            <w:r>
+              <w:t xml:space="preserve">93</w:t>
             </w:r>
           </w:p>
         </w:tc>
@@ -1502,7 +1804,7 @@
           <wp:inline>
             <wp:extent cx="5334000" cy="5334000"/>
             <wp:effectExtent b="0" l="0" r="0" t="0"/>
-            <wp:docPr descr="Figure 2. Observed versus predicted climate for three model configurations (impute variant). Rows are model types; columns are target variables. The dashed line is the 1:1 reference. The solid line and shaded band show the OLS regression of predicted on observed with a 95% confidence interval. Axes are shared within each target variable column." title="" id="29" name="Picture"/>
+            <wp:docPr descr="Figure 2. Observed versus predicted climate for three model configurations (impute variant). Rows are model types; columns are target variables. The dashed line is the 1:1 reference. The solid line and shaded band show the OLS regression of predicted on observed with a 95% confidence interval. Axes are independent per panel." title="" id="29" name="Picture"/>
             <a:graphic>
               <a:graphicData uri="http://schemas.openxmlformats.org/drawingml/2006/picture">
                 <pic:pic>
@@ -1545,7 +1847,25 @@
         <w:pStyle w:val="ImageCaption"/>
       </w:pPr>
       <w:r>
-        <w:t xml:space="preserve">Figure 2. Observed versus predicted climate for three model configurations (impute variant). Rows are model types; columns are target variables. The dashed line is the 1:1 reference. The solid line and shaded band show the OLS regression of predicted on observed with a 95% confidence interval. Axes are shared within each target variable column.</w:t>
+        <w:t xml:space="preserve">Figure 2. Observed versus predicted climate for three model configurations (impute variant). Rows are model types; columns are target variables. The dashed line is the 1:1 reference. The solid line and shaded band show the OLS regression of predicted on observed with a 95% confidence interval. Axes are independent per panel.</w:t>
+      </w:r>
+    </w:p>
+    <w:p>
+      <w:pPr>
+        <w:pStyle w:val="BodyText"/>
+      </w:pPr>
+      <w:r>
+        <w:rPr>
+          <w:b/>
+          <w:bCs/>
+        </w:rPr>
+        <w:t xml:space="preserve">Table 2.</w:t>
+      </w:r>
+      <w:r>
+        <w:t xml:space="preserve"> </w:t>
+      </w:r>
+      <w:r>
+        <w:t xml:space="preserve">Regression slope and RMSE decomposition for impute model configurations, MAT target (°C). Slope is the OLS regression slope of predicted on observed (a slope of 1 indicates predictions spanning the full observed range). Mean bias is the mean signed prediction error (positive values indicate over-prediction). RMSE² decomposes as Bias² + Residual variance.</w:t>
       </w:r>
     </w:p>
     <w:bookmarkStart w:id="31" w:name="mat"/>
@@ -1672,40 +1992,40 @@
               <w:pStyle w:val="Compact"/>
             </w:pPr>
             <w:r>
-              <w:t xml:space="preserve">+0.64</w:t>
-            </w:r>
-          </w:p>
-        </w:tc>
-        <w:tc>
-          <w:tcPr/>
-          <w:p>
-            <w:pPr>
-              <w:pStyle w:val="Compact"/>
-            </w:pPr>
-            <w:r>
-              <w:t xml:space="preserve">0.41</w:t>
-            </w:r>
-          </w:p>
-        </w:tc>
-        <w:tc>
-          <w:tcPr/>
-          <w:p>
-            <w:pPr>
-              <w:pStyle w:val="Compact"/>
-            </w:pPr>
-            <w:r>
-              <w:t xml:space="preserve">12.83</w:t>
-            </w:r>
-          </w:p>
-        </w:tc>
-        <w:tc>
-          <w:tcPr/>
-          <w:p>
-            <w:pPr>
-              <w:pStyle w:val="Compact"/>
-            </w:pPr>
-            <w:r>
-              <w:t xml:space="preserve">3.638</w:t>
+              <w:t xml:space="preserve">+0.60</w:t>
+            </w:r>
+          </w:p>
+        </w:tc>
+        <w:tc>
+          <w:tcPr/>
+          <w:p>
+            <w:pPr>
+              <w:pStyle w:val="Compact"/>
+            </w:pPr>
+            <w:r>
+              <w:t xml:space="preserve">0.36</w:t>
+            </w:r>
+          </w:p>
+        </w:tc>
+        <w:tc>
+          <w:tcPr/>
+          <w:p>
+            <w:pPr>
+              <w:pStyle w:val="Compact"/>
+            </w:pPr>
+            <w:r>
+              <w:t xml:space="preserve">11.31</w:t>
+            </w:r>
+          </w:p>
+        </w:tc>
+        <w:tc>
+          <w:tcPr/>
+          <w:p>
+            <w:pPr>
+              <w:pStyle w:val="Compact"/>
+            </w:pPr>
+            <w:r>
+              <w:t xml:space="preserve">3.417</w:t>
             </w:r>
           </w:p>
         </w:tc>
@@ -1740,40 +2060,40 @@
               <w:pStyle w:val="Compact"/>
             </w:pPr>
             <w:r>
-              <w:t xml:space="preserve">+0.13</w:t>
-            </w:r>
-          </w:p>
-        </w:tc>
-        <w:tc>
-          <w:tcPr/>
-          <w:p>
-            <w:pPr>
-              <w:pStyle w:val="Compact"/>
-            </w:pPr>
-            <w:r>
-              <w:t xml:space="preserve">0.02</w:t>
-            </w:r>
-          </w:p>
-        </w:tc>
-        <w:tc>
-          <w:tcPr/>
-          <w:p>
-            <w:pPr>
-              <w:pStyle w:val="Compact"/>
-            </w:pPr>
-            <w:r>
-              <w:t xml:space="preserve">15.29</w:t>
-            </w:r>
-          </w:p>
-        </w:tc>
-        <w:tc>
-          <w:tcPr/>
-          <w:p>
-            <w:pPr>
-              <w:pStyle w:val="Compact"/>
-            </w:pPr>
-            <w:r>
-              <w:t xml:space="preserve">3.913</w:t>
+              <w:t xml:space="preserve">+0.04</w:t>
+            </w:r>
+          </w:p>
+        </w:tc>
+        <w:tc>
+          <w:tcPr/>
+          <w:p>
+            <w:pPr>
+              <w:pStyle w:val="Compact"/>
+            </w:pPr>
+            <w:r>
+              <w:t xml:space="preserve">0.00</w:t>
+            </w:r>
+          </w:p>
+        </w:tc>
+        <w:tc>
+          <w:tcPr/>
+          <w:p>
+            <w:pPr>
+              <w:pStyle w:val="Compact"/>
+            </w:pPr>
+            <w:r>
+              <w:t xml:space="preserve">13.95</w:t>
+            </w:r>
+          </w:p>
+        </w:tc>
+        <w:tc>
+          <w:tcPr/>
+          <w:p>
+            <w:pPr>
+              <w:pStyle w:val="Compact"/>
+            </w:pPr>
+            <w:r>
+              <w:t xml:space="preserve">3.736</w:t>
             </w:r>
           </w:p>
         </w:tc>
@@ -1786,29 +2106,29 @@
               <w:pStyle w:val="Compact"/>
             </w:pPr>
             <w:r>
-              <w:t xml:space="preserve">LM site, specimen</w:t>
-            </w:r>
-          </w:p>
-        </w:tc>
-        <w:tc>
-          <w:tcPr/>
-          <w:p>
-            <w:pPr>
-              <w:pStyle w:val="Compact"/>
-            </w:pPr>
-            <w:r>
-              <w:t xml:space="preserve">0.75</w:t>
-            </w:r>
-          </w:p>
-        </w:tc>
-        <w:tc>
-          <w:tcPr/>
-          <w:p>
-            <w:pPr>
-              <w:pStyle w:val="Compact"/>
-            </w:pPr>
-            <w:r>
-              <w:t xml:space="preserve">+0.06</w:t>
+              <w:t xml:space="preserve">LM site, sp+zero</w:t>
+            </w:r>
+          </w:p>
+        </w:tc>
+        <w:tc>
+          <w:tcPr/>
+          <w:p>
+            <w:pPr>
+              <w:pStyle w:val="Compact"/>
+            </w:pPr>
+            <w:r>
+              <w:t xml:space="preserve">0.73</w:t>
+            </w:r>
+          </w:p>
+        </w:tc>
+        <w:tc>
+          <w:tcPr/>
+          <w:p>
+            <w:pPr>
+              <w:pStyle w:val="Compact"/>
+            </w:pPr>
+            <w:r>
+              <w:t xml:space="preserve">+0.05</w:t>
             </w:r>
           </w:p>
         </w:tc>
@@ -1830,18 +2150,18 @@
               <w:pStyle w:val="Compact"/>
             </w:pPr>
             <w:r>
-              <w:t xml:space="preserve">16.88</w:t>
-            </w:r>
-          </w:p>
-        </w:tc>
-        <w:tc>
-          <w:tcPr/>
-          <w:p>
-            <w:pPr>
-              <w:pStyle w:val="Compact"/>
-            </w:pPr>
-            <w:r>
-              <w:t xml:space="preserve">4.109</w:t>
+              <w:t xml:space="preserve">17.72</w:t>
+            </w:r>
+          </w:p>
+        </w:tc>
+        <w:tc>
+          <w:tcPr/>
+          <w:p>
+            <w:pPr>
+              <w:pStyle w:val="Compact"/>
+            </w:pPr>
+            <w:r>
+              <w:t xml:space="preserve">4.209</w:t>
             </w:r>
           </w:p>
         </w:tc>
@@ -1854,18 +2174,18 @@
               <w:pStyle w:val="Compact"/>
             </w:pPr>
             <w:r>
-              <w:t xml:space="preserve">LM site, sp+zero</w:t>
-            </w:r>
-          </w:p>
-        </w:tc>
-        <w:tc>
-          <w:tcPr/>
-          <w:p>
-            <w:pPr>
-              <w:pStyle w:val="Compact"/>
-            </w:pPr>
-            <w:r>
-              <w:t xml:space="preserve">0.75</w:t>
+              <w:t xml:space="preserve">LM site, specimen</w:t>
+            </w:r>
+          </w:p>
+        </w:tc>
+        <w:tc>
+          <w:tcPr/>
+          <w:p>
+            <w:pPr>
+              <w:pStyle w:val="Compact"/>
+            </w:pPr>
+            <w:r>
+              <w:t xml:space="preserve">0.73</w:t>
             </w:r>
           </w:p>
         </w:tc>
@@ -1898,18 +2218,18 @@
               <w:pStyle w:val="Compact"/>
             </w:pPr>
             <w:r>
-              <w:t xml:space="preserve">17.05</w:t>
-            </w:r>
-          </w:p>
-        </w:tc>
-        <w:tc>
-          <w:tcPr/>
-          <w:p>
-            <w:pPr>
-              <w:pStyle w:val="Compact"/>
-            </w:pPr>
-            <w:r>
-              <w:t xml:space="preserve">4.129</w:t>
+              <w:t xml:space="preserve">17.78</w:t>
+            </w:r>
+          </w:p>
+        </w:tc>
+        <w:tc>
+          <w:tcPr/>
+          <w:p>
+            <w:pPr>
+              <w:pStyle w:val="Compact"/>
+            </w:pPr>
+            <w:r>
+              <w:t xml:space="preserve">4.217</w:t>
             </w:r>
           </w:p>
         </w:tc>
@@ -1933,51 +2253,51 @@
               <w:pStyle w:val="Compact"/>
             </w:pPr>
             <w:r>
-              <w:t xml:space="preserve">0.32</w:t>
-            </w:r>
-          </w:p>
-        </w:tc>
-        <w:tc>
-          <w:tcPr/>
-          <w:p>
-            <w:pPr>
-              <w:pStyle w:val="Compact"/>
-            </w:pPr>
-            <w:r>
-              <w:t xml:space="preserve">+2.06</w:t>
-            </w:r>
-          </w:p>
-        </w:tc>
-        <w:tc>
-          <w:tcPr/>
-          <w:p>
-            <w:pPr>
-              <w:pStyle w:val="Compact"/>
-            </w:pPr>
-            <w:r>
-              <w:t xml:space="preserve">4.25</w:t>
-            </w:r>
-          </w:p>
-        </w:tc>
-        <w:tc>
-          <w:tcPr/>
-          <w:p>
-            <w:pPr>
-              <w:pStyle w:val="Compact"/>
-            </w:pPr>
-            <w:r>
-              <w:t xml:space="preserve">27.80</w:t>
-            </w:r>
-          </w:p>
-        </w:tc>
-        <w:tc>
-          <w:tcPr/>
-          <w:p>
-            <w:pPr>
-              <w:pStyle w:val="Compact"/>
-            </w:pPr>
-            <w:r>
-              <w:t xml:space="preserve">5.662</w:t>
+              <w:t xml:space="preserve">0.35</w:t>
+            </w:r>
+          </w:p>
+        </w:tc>
+        <w:tc>
+          <w:tcPr/>
+          <w:p>
+            <w:pPr>
+              <w:pStyle w:val="Compact"/>
+            </w:pPr>
+            <w:r>
+              <w:t xml:space="preserve">+1.73</w:t>
+            </w:r>
+          </w:p>
+        </w:tc>
+        <w:tc>
+          <w:tcPr/>
+          <w:p>
+            <w:pPr>
+              <w:pStyle w:val="Compact"/>
+            </w:pPr>
+            <w:r>
+              <w:t xml:space="preserve">3.00</w:t>
+            </w:r>
+          </w:p>
+        </w:tc>
+        <w:tc>
+          <w:tcPr/>
+          <w:p>
+            <w:pPr>
+              <w:pStyle w:val="Compact"/>
+            </w:pPr>
+            <w:r>
+              <w:t xml:space="preserve">24.02</w:t>
+            </w:r>
+          </w:p>
+        </w:tc>
+        <w:tc>
+          <w:tcPr/>
+          <w:p>
+            <w:pPr>
+              <w:pStyle w:val="Compact"/>
+            </w:pPr>
+            <w:r>
+              <w:t xml:space="preserve">5.198</w:t>
             </w:r>
           </w:p>
         </w:tc>
@@ -2001,56 +2321,74 @@
               <w:pStyle w:val="Compact"/>
             </w:pPr>
             <w:r>
-              <w:t xml:space="preserve">0.20</w:t>
-            </w:r>
-          </w:p>
-        </w:tc>
-        <w:tc>
-          <w:tcPr/>
-          <w:p>
-            <w:pPr>
-              <w:pStyle w:val="Compact"/>
-            </w:pPr>
-            <w:r>
-              <w:t xml:space="preserve">+2.25</w:t>
-            </w:r>
-          </w:p>
-        </w:tc>
-        <w:tc>
-          <w:tcPr/>
-          <w:p>
-            <w:pPr>
-              <w:pStyle w:val="Compact"/>
-            </w:pPr>
-            <w:r>
-              <w:t xml:space="preserve">5.04</w:t>
-            </w:r>
-          </w:p>
-        </w:tc>
-        <w:tc>
-          <w:tcPr/>
-          <w:p>
-            <w:pPr>
-              <w:pStyle w:val="Compact"/>
-            </w:pPr>
-            <w:r>
-              <w:t xml:space="preserve">35.43</w:t>
-            </w:r>
-          </w:p>
-        </w:tc>
-        <w:tc>
-          <w:tcPr/>
-          <w:p>
-            <w:pPr>
-              <w:pStyle w:val="Compact"/>
-            </w:pPr>
-            <w:r>
-              <w:t xml:space="preserve">6.362</w:t>
+              <w:t xml:space="preserve">0.23</w:t>
+            </w:r>
+          </w:p>
+        </w:tc>
+        <w:tc>
+          <w:tcPr/>
+          <w:p>
+            <w:pPr>
+              <w:pStyle w:val="Compact"/>
+            </w:pPr>
+            <w:r>
+              <w:t xml:space="preserve">+1.89</w:t>
+            </w:r>
+          </w:p>
+        </w:tc>
+        <w:tc>
+          <w:tcPr/>
+          <w:p>
+            <w:pPr>
+              <w:pStyle w:val="Compact"/>
+            </w:pPr>
+            <w:r>
+              <w:t xml:space="preserve">3.58</w:t>
+            </w:r>
+          </w:p>
+        </w:tc>
+        <w:tc>
+          <w:tcPr/>
+          <w:p>
+            <w:pPr>
+              <w:pStyle w:val="Compact"/>
+            </w:pPr>
+            <w:r>
+              <w:t xml:space="preserve">30.73</w:t>
+            </w:r>
+          </w:p>
+        </w:tc>
+        <w:tc>
+          <w:tcPr/>
+          <w:p>
+            <w:pPr>
+              <w:pStyle w:val="Compact"/>
+            </w:pPr>
+            <w:r>
+              <w:t xml:space="preserve">5.857</w:t>
             </w:r>
           </w:p>
         </w:tc>
       </w:tr>
     </w:tbl>
+    <w:p>
+      <w:pPr>
+        <w:pStyle w:val="BodyText"/>
+      </w:pPr>
+      <w:r>
+        <w:rPr>
+          <w:b/>
+          <w:bCs/>
+        </w:rPr>
+        <w:t xml:space="preserve">Table 3.</w:t>
+      </w:r>
+      <w:r>
+        <w:t xml:space="preserve"> </w:t>
+      </w:r>
+      <w:r>
+        <w:t xml:space="preserve">Regression slope and RMSE decomposition for impute model configurations, log(MAP) target (log cm). Column definitions as in Table 2.</w:t>
+      </w:r>
+    </w:p>
     <w:bookmarkEnd w:id="31"/>
     <w:bookmarkStart w:id="32" w:name="logmap"/>
     <w:p>
@@ -2165,51 +2503,51 @@
               <w:pStyle w:val="Compact"/>
             </w:pPr>
             <w:r>
-              <w:t xml:space="preserve">0.26</w:t>
-            </w:r>
-          </w:p>
-        </w:tc>
-        <w:tc>
-          <w:tcPr/>
-          <w:p>
-            <w:pPr>
-              <w:pStyle w:val="Compact"/>
-            </w:pPr>
-            <w:r>
-              <w:t xml:space="preserve">+0.14</w:t>
-            </w:r>
-          </w:p>
-        </w:tc>
-        <w:tc>
-          <w:tcPr/>
-          <w:p>
-            <w:pPr>
-              <w:pStyle w:val="Compact"/>
-            </w:pPr>
-            <w:r>
-              <w:t xml:space="preserve">0.020</w:t>
-            </w:r>
-          </w:p>
-        </w:tc>
-        <w:tc>
-          <w:tcPr/>
-          <w:p>
-            <w:pPr>
-              <w:pStyle w:val="Compact"/>
-            </w:pPr>
-            <w:r>
-              <w:t xml:space="preserve">0.274</w:t>
-            </w:r>
-          </w:p>
-        </w:tc>
-        <w:tc>
-          <w:tcPr/>
-          <w:p>
-            <w:pPr>
-              <w:pStyle w:val="Compact"/>
-            </w:pPr>
-            <w:r>
-              <w:t xml:space="preserve">0.542</w:t>
+              <w:t xml:space="preserve">0.25</w:t>
+            </w:r>
+          </w:p>
+        </w:tc>
+        <w:tc>
+          <w:tcPr/>
+          <w:p>
+            <w:pPr>
+              <w:pStyle w:val="Compact"/>
+            </w:pPr>
+            <w:r>
+              <w:t xml:space="preserve">+0.15</w:t>
+            </w:r>
+          </w:p>
+        </w:tc>
+        <w:tc>
+          <w:tcPr/>
+          <w:p>
+            <w:pPr>
+              <w:pStyle w:val="Compact"/>
+            </w:pPr>
+            <w:r>
+              <w:t xml:space="preserve">0.023</w:t>
+            </w:r>
+          </w:p>
+        </w:tc>
+        <w:tc>
+          <w:tcPr/>
+          <w:p>
+            <w:pPr>
+              <w:pStyle w:val="Compact"/>
+            </w:pPr>
+            <w:r>
+              <w:t xml:space="preserve">0.253</w:t>
+            </w:r>
+          </w:p>
+        </w:tc>
+        <w:tc>
+          <w:tcPr/>
+          <w:p>
+            <w:pPr>
+              <w:pStyle w:val="Compact"/>
+            </w:pPr>
+            <w:r>
+              <w:t xml:space="preserve">0.525</w:t>
             </w:r>
           </w:p>
         </w:tc>
@@ -2233,18 +2571,18 @@
               <w:pStyle w:val="Compact"/>
             </w:pPr>
             <w:r>
-              <w:t xml:space="preserve">0.42</w:t>
-            </w:r>
-          </w:p>
-        </w:tc>
-        <w:tc>
-          <w:tcPr/>
-          <w:p>
-            <w:pPr>
-              <w:pStyle w:val="Compact"/>
-            </w:pPr>
-            <w:r>
-              <w:t xml:space="preserve">−0.01</w:t>
+              <w:t xml:space="preserve">0.31</w:t>
+            </w:r>
+          </w:p>
+        </w:tc>
+        <w:tc>
+          <w:tcPr/>
+          <w:p>
+            <w:pPr>
+              <w:pStyle w:val="Compact"/>
+            </w:pPr>
+            <w:r>
+              <w:t xml:space="preserve">+0.02</w:t>
             </w:r>
           </w:p>
         </w:tc>
@@ -2266,18 +2604,18 @@
               <w:pStyle w:val="Compact"/>
             </w:pPr>
             <w:r>
-              <w:t xml:space="preserve">0.326</w:t>
-            </w:r>
-          </w:p>
-        </w:tc>
-        <w:tc>
-          <w:tcPr/>
-          <w:p>
-            <w:pPr>
-              <w:pStyle w:val="Compact"/>
-            </w:pPr>
-            <w:r>
-              <w:t xml:space="preserve">0.572</w:t>
+              <w:t xml:space="preserve">0.347</w:t>
+            </w:r>
+          </w:p>
+        </w:tc>
+        <w:tc>
+          <w:tcPr/>
+          <w:p>
+            <w:pPr>
+              <w:pStyle w:val="Compact"/>
+            </w:pPr>
+            <w:r>
+              <w:t xml:space="preserve">0.590</w:t>
             </w:r>
           </w:p>
         </w:tc>
@@ -2290,62 +2628,62 @@
               <w:pStyle w:val="Compact"/>
             </w:pPr>
             <w:r>
-              <w:t xml:space="preserve">LM site, sp+zero</w:t>
-            </w:r>
-          </w:p>
-        </w:tc>
-        <w:tc>
-          <w:tcPr/>
-          <w:p>
-            <w:pPr>
-              <w:pStyle w:val="Compact"/>
-            </w:pPr>
-            <w:r>
-              <w:t xml:space="preserve">0.38</w:t>
-            </w:r>
-          </w:p>
-        </w:tc>
-        <w:tc>
-          <w:tcPr/>
-          <w:p>
-            <w:pPr>
-              <w:pStyle w:val="Compact"/>
-            </w:pPr>
-            <w:r>
-              <w:t xml:space="preserve">+0.01</w:t>
-            </w:r>
-          </w:p>
-        </w:tc>
-        <w:tc>
-          <w:tcPr/>
-          <w:p>
-            <w:pPr>
-              <w:pStyle w:val="Compact"/>
-            </w:pPr>
-            <w:r>
-              <w:t xml:space="preserve">0.000</w:t>
-            </w:r>
-          </w:p>
-        </w:tc>
-        <w:tc>
-          <w:tcPr/>
-          <w:p>
-            <w:pPr>
-              <w:pStyle w:val="Compact"/>
-            </w:pPr>
-            <w:r>
-              <w:t xml:space="preserve">0.360</w:t>
-            </w:r>
-          </w:p>
-        </w:tc>
-        <w:tc>
-          <w:tcPr/>
-          <w:p>
-            <w:pPr>
-              <w:pStyle w:val="Compact"/>
-            </w:pPr>
-            <w:r>
-              <w:t xml:space="preserve">0.600</w:t>
+              <w:t xml:space="preserve">LM species</w:t>
+            </w:r>
+          </w:p>
+        </w:tc>
+        <w:tc>
+          <w:tcPr/>
+          <w:p>
+            <w:pPr>
+              <w:pStyle w:val="Compact"/>
+            </w:pPr>
+            <w:r>
+              <w:t xml:space="preserve">0.11</w:t>
+            </w:r>
+          </w:p>
+        </w:tc>
+        <w:tc>
+          <w:tcPr/>
+          <w:p>
+            <w:pPr>
+              <w:pStyle w:val="Compact"/>
+            </w:pPr>
+            <w:r>
+              <w:t xml:space="preserve">+0.21</w:t>
+            </w:r>
+          </w:p>
+        </w:tc>
+        <w:tc>
+          <w:tcPr/>
+          <w:p>
+            <w:pPr>
+              <w:pStyle w:val="Compact"/>
+            </w:pPr>
+            <w:r>
+              <w:t xml:space="preserve">0.044</w:t>
+            </w:r>
+          </w:p>
+        </w:tc>
+        <w:tc>
+          <w:tcPr/>
+          <w:p>
+            <w:pPr>
+              <w:pStyle w:val="Compact"/>
+            </w:pPr>
+            <w:r>
+              <w:t xml:space="preserve">0.342</w:t>
+            </w:r>
+          </w:p>
+        </w:tc>
+        <w:tc>
+          <w:tcPr/>
+          <w:p>
+            <w:pPr>
+              <w:pStyle w:val="Compact"/>
+            </w:pPr>
+            <w:r>
+              <w:t xml:space="preserve">0.621</w:t>
             </w:r>
           </w:p>
         </w:tc>
@@ -2358,62 +2696,62 @@
               <w:pStyle w:val="Compact"/>
             </w:pPr>
             <w:r>
-              <w:t xml:space="preserve">LM site, specimen</w:t>
-            </w:r>
-          </w:p>
-        </w:tc>
-        <w:tc>
-          <w:tcPr/>
-          <w:p>
-            <w:pPr>
-              <w:pStyle w:val="Compact"/>
-            </w:pPr>
-            <w:r>
-              <w:t xml:space="preserve">0.38</w:t>
-            </w:r>
-          </w:p>
-        </w:tc>
-        <w:tc>
-          <w:tcPr/>
-          <w:p>
-            <w:pPr>
-              <w:pStyle w:val="Compact"/>
-            </w:pPr>
-            <w:r>
-              <w:t xml:space="preserve">+0.01</w:t>
-            </w:r>
-          </w:p>
-        </w:tc>
-        <w:tc>
-          <w:tcPr/>
-          <w:p>
-            <w:pPr>
-              <w:pStyle w:val="Compact"/>
-            </w:pPr>
-            <w:r>
-              <w:t xml:space="preserve">0.000</w:t>
-            </w:r>
-          </w:p>
-        </w:tc>
-        <w:tc>
-          <w:tcPr/>
-          <w:p>
-            <w:pPr>
-              <w:pStyle w:val="Compact"/>
-            </w:pPr>
-            <w:r>
-              <w:t xml:space="preserve">0.363</w:t>
-            </w:r>
-          </w:p>
-        </w:tc>
-        <w:tc>
-          <w:tcPr/>
-          <w:p>
-            <w:pPr>
-              <w:pStyle w:val="Compact"/>
-            </w:pPr>
-            <w:r>
-              <w:t xml:space="preserve">0.603</w:t>
+              <w:t xml:space="preserve">PGLS</w:t>
+            </w:r>
+          </w:p>
+        </w:tc>
+        <w:tc>
+          <w:tcPr/>
+          <w:p>
+            <w:pPr>
+              <w:pStyle w:val="Compact"/>
+            </w:pPr>
+            <w:r>
+              <w:t xml:space="preserve">0.10</w:t>
+            </w:r>
+          </w:p>
+        </w:tc>
+        <w:tc>
+          <w:tcPr/>
+          <w:p>
+            <w:pPr>
+              <w:pStyle w:val="Compact"/>
+            </w:pPr>
+            <w:r>
+              <w:t xml:space="preserve">+0.22</w:t>
+            </w:r>
+          </w:p>
+        </w:tc>
+        <w:tc>
+          <w:tcPr/>
+          <w:p>
+            <w:pPr>
+              <w:pStyle w:val="Compact"/>
+            </w:pPr>
+            <w:r>
+              <w:t xml:space="preserve">0.048</w:t>
+            </w:r>
+          </w:p>
+        </w:tc>
+        <w:tc>
+          <w:tcPr/>
+          <w:p>
+            <w:pPr>
+              <w:pStyle w:val="Compact"/>
+            </w:pPr>
+            <w:r>
+              <w:t xml:space="preserve">0.346</w:t>
+            </w:r>
+          </w:p>
+        </w:tc>
+        <w:tc>
+          <w:tcPr/>
+          <w:p>
+            <w:pPr>
+              <w:pStyle w:val="Compact"/>
+            </w:pPr>
+            <w:r>
+              <w:t xml:space="preserve">0.628</w:t>
             </w:r>
           </w:p>
         </w:tc>
@@ -2426,62 +2764,62 @@
               <w:pStyle w:val="Compact"/>
             </w:pPr>
             <w:r>
-              <w:t xml:space="preserve">LM species</w:t>
-            </w:r>
-          </w:p>
-        </w:tc>
-        <w:tc>
-          <w:tcPr/>
-          <w:p>
-            <w:pPr>
-              <w:pStyle w:val="Compact"/>
-            </w:pPr>
-            <w:r>
-              <w:t xml:space="preserve">0.11</w:t>
-            </w:r>
-          </w:p>
-        </w:tc>
-        <w:tc>
-          <w:tcPr/>
-          <w:p>
-            <w:pPr>
-              <w:pStyle w:val="Compact"/>
-            </w:pPr>
-            <w:r>
-              <w:t xml:space="preserve">+0.20</w:t>
-            </w:r>
-          </w:p>
-        </w:tc>
-        <w:tc>
-          <w:tcPr/>
-          <w:p>
-            <w:pPr>
-              <w:pStyle w:val="Compact"/>
-            </w:pPr>
-            <w:r>
-              <w:t xml:space="preserve">0.040</w:t>
-            </w:r>
-          </w:p>
-        </w:tc>
-        <w:tc>
-          <w:tcPr/>
-          <w:p>
-            <w:pPr>
-              <w:pStyle w:val="Compact"/>
-            </w:pPr>
-            <w:r>
-              <w:t xml:space="preserve">0.385</w:t>
-            </w:r>
-          </w:p>
-        </w:tc>
-        <w:tc>
-          <w:tcPr/>
-          <w:p>
-            <w:pPr>
-              <w:pStyle w:val="Compact"/>
-            </w:pPr>
-            <w:r>
-              <w:t xml:space="preserve">0.652</w:t>
+              <w:t xml:space="preserve">LM site, sp+zero</w:t>
+            </w:r>
+          </w:p>
+        </w:tc>
+        <w:tc>
+          <w:tcPr/>
+          <w:p>
+            <w:pPr>
+              <w:pStyle w:val="Compact"/>
+            </w:pPr>
+            <w:r>
+              <w:t xml:space="preserve">0.28</w:t>
+            </w:r>
+          </w:p>
+        </w:tc>
+        <w:tc>
+          <w:tcPr/>
+          <w:p>
+            <w:pPr>
+              <w:pStyle w:val="Compact"/>
+            </w:pPr>
+            <w:r>
+              <w:t xml:space="preserve">+0.04</w:t>
+            </w:r>
+          </w:p>
+        </w:tc>
+        <w:tc>
+          <w:tcPr/>
+          <w:p>
+            <w:pPr>
+              <w:pStyle w:val="Compact"/>
+            </w:pPr>
+            <w:r>
+              <w:t xml:space="preserve">0.002</w:t>
+            </w:r>
+          </w:p>
+        </w:tc>
+        <w:tc>
+          <w:tcPr/>
+          <w:p>
+            <w:pPr>
+              <w:pStyle w:val="Compact"/>
+            </w:pPr>
+            <w:r>
+              <w:t xml:space="preserve">0.449</w:t>
+            </w:r>
+          </w:p>
+        </w:tc>
+        <w:tc>
+          <w:tcPr/>
+          <w:p>
+            <w:pPr>
+              <w:pStyle w:val="Compact"/>
+            </w:pPr>
+            <w:r>
+              <w:t xml:space="preserve">0.672</w:t>
             </w:r>
           </w:p>
         </w:tc>
@@ -2494,51 +2832,51 @@
               <w:pStyle w:val="Compact"/>
             </w:pPr>
             <w:r>
-              <w:t xml:space="preserve">PGLS</w:t>
-            </w:r>
-          </w:p>
-        </w:tc>
-        <w:tc>
-          <w:tcPr/>
-          <w:p>
-            <w:pPr>
-              <w:pStyle w:val="Compact"/>
-            </w:pPr>
-            <w:r>
-              <w:t xml:space="preserve">0.09</w:t>
-            </w:r>
-          </w:p>
-        </w:tc>
-        <w:tc>
-          <w:tcPr/>
-          <w:p>
-            <w:pPr>
-              <w:pStyle w:val="Compact"/>
-            </w:pPr>
-            <w:r>
-              <w:t xml:space="preserve">+0.24</w:t>
-            </w:r>
-          </w:p>
-        </w:tc>
-        <w:tc>
-          <w:tcPr/>
-          <w:p>
-            <w:pPr>
-              <w:pStyle w:val="Compact"/>
-            </w:pPr>
-            <w:r>
-              <w:t xml:space="preserve">0.057</w:t>
-            </w:r>
-          </w:p>
-        </w:tc>
-        <w:tc>
-          <w:tcPr/>
-          <w:p>
-            <w:pPr>
-              <w:pStyle w:val="Compact"/>
-            </w:pPr>
-            <w:r>
-              <w:t xml:space="preserve">0.399</w:t>
+              <w:t xml:space="preserve">LM site, specimen</w:t>
+            </w:r>
+          </w:p>
+        </w:tc>
+        <w:tc>
+          <w:tcPr/>
+          <w:p>
+            <w:pPr>
+              <w:pStyle w:val="Compact"/>
+            </w:pPr>
+            <w:r>
+              <w:t xml:space="preserve">0.27</w:t>
+            </w:r>
+          </w:p>
+        </w:tc>
+        <w:tc>
+          <w:tcPr/>
+          <w:p>
+            <w:pPr>
+              <w:pStyle w:val="Compact"/>
+            </w:pPr>
+            <w:r>
+              <w:t xml:space="preserve">+0.04</w:t>
+            </w:r>
+          </w:p>
+        </w:tc>
+        <w:tc>
+          <w:tcPr/>
+          <w:p>
+            <w:pPr>
+              <w:pStyle w:val="Compact"/>
+            </w:pPr>
+            <w:r>
+              <w:t xml:space="preserve">0.001</w:t>
+            </w:r>
+          </w:p>
+        </w:tc>
+        <w:tc>
+          <w:tcPr/>
+          <w:p>
+            <w:pPr>
+              <w:pStyle w:val="Compact"/>
+            </w:pPr>
+            <w:r>
+              <w:t xml:space="preserve">0.454</w:t>
             </w:r>
           </w:p>
         </w:tc>
@@ -2560,7 +2898,7 @@
         <w:pStyle w:val="BodyText"/>
       </w:pPr>
       <w:r>
-        <w:t xml:space="preserve">PIP has the lowest RMSE and the lowest regression slope for both targets. For MAT, PIP’s slope is 0.59 versus 0.78 for the LM site (Peppe) model. For log(MAP), PIP’s slope is 0.26 versus 0.42. PIP’s lower slope indicates that its predictions do not span the observed climate range. Relative to the LM site (Peppe) model, PIP reduces residual variance by 2.46 °C² for MAT and by 0.052 for log(MAP), while increasing squared bias by 0.39 °C² for MAT and by 0.020 for log(MAP). The net change in RMSE² favors PIP in both cases.</w:t>
+        <w:t xml:space="preserve">PIP has the lowest RMSE and the lowest regression slope for both targets. For MAT, PIP’s slope is 0.59 versus 0.78 for the LM site (Peppe) model. For log(MAP), PIP’s slope is 0.25 versus 0.31. PIP’s lower slope indicates that its predictions do not span the observed climate range. Relative to the LM site (Peppe) model, PIP reduces residual variance by 2.64 °C² for MAT and by 0.094 for log(MAP), while increasing squared bias by 0.36 °C² for MAT and by 0.023 for log(MAP). The net change in RMSE² favors PIP in both cases.</w:t>
       </w:r>
     </w:p>
     <w:p>

--- a/doc/model_validation.docx
+++ b/doc/model_validation.docx
@@ -2,7 +2,7 @@
 <file path=word/document.xml><?xml version="1.0" encoding="utf-8"?>
 <w:document xmlns:w="http://schemas.openxmlformats.org/wordprocessingml/2006/main" xmlns:m="http://schemas.openxmlformats.org/officeDocument/2006/math" xmlns:r="http://schemas.openxmlformats.org/officeDocument/2006/relationships" xmlns:o="urn:schemas-microsoft-com:office:office" xmlns:v="urn:schemas-microsoft-com:vml" xmlns:w10="urn:schemas-microsoft-com:office:word" xmlns:a="http://schemas.openxmlformats.org/drawingml/2006/main" xmlns:pic="http://schemas.openxmlformats.org/drawingml/2006/picture" xmlns:wp="http://schemas.openxmlformats.org/drawingml/2006/wordprocessingDrawing">
   <w:body>
-    <w:bookmarkStart w:id="35" w:name="part-3-model-validation"/>
+    <w:bookmarkStart w:id="37" w:name="part-3-model-validation"/>
     <w:p>
       <w:pPr>
         <w:pStyle w:val="Heading1"/>
@@ -35,6 +35,14 @@
       </w:pPr>
       <w:r>
         <w:t xml:space="preserve">Predictive accuracy was evaluated using 10-fold cross-validation with sites as the held-out unit, stratified by MAT. The 92 extant training sites were ranked by MAT and assigned to folds using a snake pattern, producing folds of approximately 9 sites each. In each fold, all sites in that fold were withheld in full and all models were refitted from scratch on the remaining sites. The held-out sites were then predicted using the refitted models and the held-out sites’ leaf trait measurements. Every site is predicted exactly once across the 10 folds. A fossil site has no representation in the extant training data, and this design matches that condition by withholding each site entirely from the models used to predict it.</w:t>
+      </w:r>
+    </w:p>
+    <w:p>
+      <w:pPr>
+        <w:pStyle w:val="BodyText"/>
+      </w:pPr>
+      <w:r>
+        <w:t xml:space="preserve">The LMA analysis uses the same 10-fold framework with sites as the held-out unit. The 108 extant sites with both petiole metric measurements and known LMA are ranked by site-mean log₁₀(LMA) and assigned to folds using the same snake pattern, producing folds of approximately 11 sites each. At each fold, the held-out sites’ morphotype measurements are withheld in full and all models are refitted from scratch on morphotypes from the remaining training sites, aggregated to species-level grand means. Held-out site predictions use within-site species means for the held-out morphotypes, averaged to a site-level estimate. This design matches the fossil prediction setting, where each fossil site contributes site-specific trait measurements per species.</w:t>
       </w:r>
     </w:p>
     <w:bookmarkEnd w:id="20"/>
@@ -357,6 +365,14 @@
       </w:pPr>
       <w:r>
         <w:t xml:space="preserve">Two missing-data strategies were applied. Under bag imputation (impute), missing predictor values are filled using bagged-tree imputation fitted to the full species-level dataset before cross-validation begins, and the imputation model is not refitted at each fold. Under complete-case analysis (CC), only species with no missing values across the 12 predictors are retained, and sites that become empty after this filter are dropped from that fold’s evaluation, reducing the effective sample to 90 sites for some configurations.</w:t>
+      </w:r>
+    </w:p>
+    <w:p>
+      <w:pPr>
+        <w:pStyle w:val="BodyText"/>
+      </w:pPr>
+      <w:r>
+        <w:t xml:space="preserve">The LMA analysis evaluates three model types — LM, PGLS, and PIP — fitted to species-level means using a single predictor, log₁₀(petiole metric), where petiole metric is PW²/A (petiole width squared divided by blade area). Dana Royer (pers. comm.) established that LMA scales linearly with PW²/A in log–log space. Because the model has only one predictor, bag imputation is not applicable and a single complete-case configuration is used throughout. The PGLS and PIP components follow the same fitting procedure described above, with Pagel’s λ estimated jointly with the regression coefficients.</w:t>
       </w:r>
     </w:p>
     <w:bookmarkEnd w:id="21"/>
@@ -567,7 +583,7 @@
         <w:t xml:space="preserve"> </w:t>
       </w:r>
       <w:r>
-        <w:t xml:space="preserve">is the cross-validation predicted climate for site</w:t>
+        <w:t xml:space="preserve">is the cross-validation prediction for observation</w:t>
       </w:r>
       <w:r>
         <w:t xml:space="preserve"> </w:t>
@@ -581,7 +597,7 @@
         <w:t xml:space="preserve"> </w:t>
       </w:r>
       <w:r>
-        <w:t xml:space="preserve">and</w:t>
+        <w:t xml:space="preserve">(site for all targets) and</w:t>
       </w:r>
       <w:r>
         <w:t xml:space="preserve"> </w:t>
@@ -604,7 +620,7 @@
         <w:t xml:space="preserve"> </w:t>
       </w:r>
       <w:r>
-        <w:t xml:space="preserve">is the observed climate. Target variables are MAT in degrees Celsius and log(MAP) in log centimetres.</w:t>
+        <w:t xml:space="preserve">is the observed value. For climate models, target variables are MAT in degrees Celsius and log(MAP) in log centimetres; for the LMA model the target is the site-mean log₁₀(LMA) in log₁₀ g m⁻².</w:t>
       </w:r>
     </w:p>
     <w:p>
@@ -967,7 +983,7 @@
     </w:p>
     <w:bookmarkEnd w:id="22"/>
     <w:bookmarkEnd w:id="23"/>
-    <w:bookmarkStart w:id="34" w:name="results"/>
+    <w:bookmarkStart w:id="36" w:name="results"/>
     <w:p>
       <w:pPr>
         <w:pStyle w:val="Heading2"/>
@@ -1792,7 +1808,7 @@
         <w:pStyle w:val="FirstParagraph"/>
       </w:pPr>
       <w:r>
-        <w:t xml:space="preserve">PIP had the lowest regression slope for both targets despite having the lowest RMSE (Fig. 2). Regression slopes and the bias-variance decomposition for all six impute models are given below.</w:t>
+        <w:t xml:space="preserve">PIP had the lowest RMSE for both climate targets despite having the most compressed predictions, as measured by the regression slope of predicted on observed (Fig. 2). Regression slopes and the bias-variance decomposition for all six impute models are given below.</w:t>
       </w:r>
     </w:p>
     <w:p>
@@ -2972,8 +2988,525 @@
     </w:p>
     <w:bookmarkEnd w:id="32"/>
     <w:bookmarkEnd w:id="33"/>
+    <w:bookmarkStart w:id="34" w:name="lma-predictive-accuracy"/>
+    <w:p>
+      <w:pPr>
+        <w:pStyle w:val="Heading3"/>
+      </w:pPr>
+      <w:r>
+        <w:t xml:space="preserve">LMA predictive accuracy</w:t>
+      </w:r>
+    </w:p>
+    <w:p>
+      <w:pPr>
+        <w:pStyle w:val="FirstParagraph"/>
+      </w:pPr>
+      <w:r>
+        <w:t xml:space="preserve">PIP had the lowest RMSE for log₁₀(LMA); PGLS and LM performed similarly to each other (Table 4). All three models were evaluated on 108 complete-case sites.</w:t>
+      </w:r>
+    </w:p>
+    <w:p>
+      <w:pPr>
+        <w:pStyle w:val="BodyText"/>
+      </w:pPr>
+      <w:r>
+        <w:rPr>
+          <w:b/>
+          <w:bCs/>
+        </w:rPr>
+        <w:t xml:space="preserve">Table 4.</w:t>
+      </w:r>
+      <w:r>
+        <w:t xml:space="preserve"> </w:t>
+      </w:r>
+      <w:r>
+        <w:t xml:space="preserve">Ten-fold cross-validation RMSE for LMA models. Values are root mean squared error for site-mean log₁₀(LMA) (log₁₀ g m⁻²). Folds are stratified by site-mean log₁₀(LMA).</w:t>
+      </w:r>
+    </w:p>
+    <w:tbl>
+      <w:tblPr>
+        <w:tblStyle w:val="Table"/>
+        <w:tblW w:type="auto" w:w="0"/>
+        <w:tblLook w:firstRow="1" w:lastRow="0" w:firstColumn="0" w:lastColumn="0" w:noHBand="0" w:noVBand="0" w:val="0020"/>
+      </w:tblPr>
+      <w:tblGrid>
+        <w:gridCol w:w="2640"/>
+        <w:gridCol w:w="2640"/>
+        <w:gridCol w:w="2640"/>
+      </w:tblGrid>
+      <w:tr>
+        <w:trPr>
+          <w:tblHeader w:val="on"/>
+        </w:trPr>
+        <w:tc>
+          <w:tcPr/>
+          <w:p>
+            <w:pPr>
+              <w:pStyle w:val="Compact"/>
+            </w:pPr>
+            <w:r>
+              <w:t xml:space="preserve">Model</w:t>
+            </w:r>
+          </w:p>
+        </w:tc>
+        <w:tc>
+          <w:tcPr/>
+          <w:p>
+            <w:pPr>
+              <w:pStyle w:val="Compact"/>
+            </w:pPr>
+            <w:r>
+              <w:t xml:space="preserve">log₁₀(LMA) RMSE</w:t>
+            </w:r>
+          </w:p>
+        </w:tc>
+        <w:tc>
+          <w:tcPr/>
+          <w:p>
+            <w:pPr>
+              <w:pStyle w:val="Compact"/>
+            </w:pPr>
+            <w:r>
+              <w:t xml:space="preserve">n sites</w:t>
+            </w:r>
+          </w:p>
+        </w:tc>
+      </w:tr>
+      <w:tr>
+        <w:tc>
+          <w:tcPr/>
+          <w:p>
+            <w:pPr>
+              <w:pStyle w:val="Compact"/>
+            </w:pPr>
+            <w:r>
+              <w:t xml:space="preserve">PIP</w:t>
+            </w:r>
+          </w:p>
+        </w:tc>
+        <w:tc>
+          <w:tcPr/>
+          <w:p>
+            <w:pPr>
+              <w:pStyle w:val="Compact"/>
+            </w:pPr>
+            <w:r>
+              <w:t xml:space="preserve">0.130</w:t>
+            </w:r>
+          </w:p>
+        </w:tc>
+        <w:tc>
+          <w:tcPr/>
+          <w:p>
+            <w:pPr>
+              <w:pStyle w:val="Compact"/>
+            </w:pPr>
+            <w:r>
+              <w:t xml:space="preserve">108</w:t>
+            </w:r>
+          </w:p>
+        </w:tc>
+      </w:tr>
+      <w:tr>
+        <w:tc>
+          <w:tcPr/>
+          <w:p>
+            <w:pPr>
+              <w:pStyle w:val="Compact"/>
+            </w:pPr>
+            <w:r>
+              <w:t xml:space="preserve">PGLS</w:t>
+            </w:r>
+          </w:p>
+        </w:tc>
+        <w:tc>
+          <w:tcPr/>
+          <w:p>
+            <w:pPr>
+              <w:pStyle w:val="Compact"/>
+            </w:pPr>
+            <w:r>
+              <w:t xml:space="preserve">0.144</w:t>
+            </w:r>
+          </w:p>
+        </w:tc>
+        <w:tc>
+          <w:tcPr/>
+          <w:p>
+            <w:pPr>
+              <w:pStyle w:val="Compact"/>
+            </w:pPr>
+            <w:r>
+              <w:t xml:space="preserve">108</w:t>
+            </w:r>
+          </w:p>
+        </w:tc>
+      </w:tr>
+      <w:tr>
+        <w:tc>
+          <w:tcPr/>
+          <w:p>
+            <w:pPr>
+              <w:pStyle w:val="Compact"/>
+            </w:pPr>
+            <w:r>
+              <w:t xml:space="preserve">LM</w:t>
+            </w:r>
+          </w:p>
+        </w:tc>
+        <w:tc>
+          <w:tcPr/>
+          <w:p>
+            <w:pPr>
+              <w:pStyle w:val="Compact"/>
+            </w:pPr>
+            <w:r>
+              <w:t xml:space="preserve">0.146</w:t>
+            </w:r>
+          </w:p>
+        </w:tc>
+        <w:tc>
+          <w:tcPr/>
+          <w:p>
+            <w:pPr>
+              <w:pStyle w:val="Compact"/>
+            </w:pPr>
+            <w:r>
+              <w:t xml:space="preserve">108</w:t>
+            </w:r>
+          </w:p>
+        </w:tc>
+      </w:tr>
+    </w:tbl>
     <w:bookmarkEnd w:id="34"/>
+    <w:bookmarkStart w:id="35" w:name="lma-bias-and-residual-variance"/>
+    <w:p>
+      <w:pPr>
+        <w:pStyle w:val="Heading3"/>
+      </w:pPr>
+      <w:r>
+        <w:t xml:space="preserve">LMA bias and residual variance</w:t>
+      </w:r>
+    </w:p>
+    <w:p>
+      <w:pPr>
+        <w:pStyle w:val="FirstParagraph"/>
+      </w:pPr>
+      <w:r>
+        <w:t xml:space="preserve">The bias-variance decomposition for site-mean log₁₀(LMA) is given in Table 5. All three models show a small positive mean bias of 0.02–0.03 log₁₀ g m⁻², and the differences across models are negligible. PIP’s RMSE advantage over LM comes entirely from reduced residual variance (0.016 versus 0.020). This contrasts with the climate result, where PIP carried slightly higher bias than LM site (Peppe) alongside lower variance. For LMA, there is no bias cost: the adjustment reduces variance without trading it against accuracy in the mean. PIP also has the highest regression slope (0.665) among the three LMA models, followed by LM (0.577) and PGLS (0.543), meaning PIP predictions span more of the observed LMA range than either alternative. This is the opposite of the climate pattern, where PIP had the most compressed predictions of any model.</w:t>
+      </w:r>
+    </w:p>
+    <w:p>
+      <w:pPr>
+        <w:pStyle w:val="BodyText"/>
+      </w:pPr>
+      <w:r>
+        <w:rPr>
+          <w:b/>
+          <w:bCs/>
+        </w:rPr>
+        <w:t xml:space="preserve">Table 5.</w:t>
+      </w:r>
+      <w:r>
+        <w:t xml:space="preserve"> </w:t>
+      </w:r>
+      <w:r>
+        <w:t xml:space="preserve">Regression slope and RMSE decomposition for LMA models, site-mean log₁₀(LMA) target. Column definitions as in Tables 2–3.</w:t>
+      </w:r>
+    </w:p>
+    <w:tbl>
+      <w:tblPr>
+        <w:tblStyle w:val="Table"/>
+        <w:tblW w:type="auto" w:w="0"/>
+        <w:tblLook w:firstRow="1" w:lastRow="0" w:firstColumn="0" w:lastColumn="0" w:noHBand="0" w:noVBand="0" w:val="0020"/>
+      </w:tblPr>
+      <w:tblGrid>
+        <w:gridCol w:w="1320"/>
+        <w:gridCol w:w="1320"/>
+        <w:gridCol w:w="1320"/>
+        <w:gridCol w:w="1320"/>
+        <w:gridCol w:w="1320"/>
+        <w:gridCol w:w="1320"/>
+      </w:tblGrid>
+      <w:tr>
+        <w:trPr>
+          <w:tblHeader w:val="on"/>
+        </w:trPr>
+        <w:tc>
+          <w:tcPr/>
+          <w:p>
+            <w:pPr>
+              <w:pStyle w:val="Compact"/>
+            </w:pPr>
+            <w:r>
+              <w:t xml:space="preserve">Model</w:t>
+            </w:r>
+          </w:p>
+        </w:tc>
+        <w:tc>
+          <w:tcPr/>
+          <w:p>
+            <w:pPr>
+              <w:pStyle w:val="Compact"/>
+            </w:pPr>
+            <w:r>
+              <w:t xml:space="preserve">Slope</w:t>
+            </w:r>
+          </w:p>
+        </w:tc>
+        <w:tc>
+          <w:tcPr/>
+          <w:p>
+            <w:pPr>
+              <w:pStyle w:val="Compact"/>
+            </w:pPr>
+            <w:r>
+              <w:t xml:space="preserve">Mean bias</w:t>
+            </w:r>
+          </w:p>
+        </w:tc>
+        <w:tc>
+          <w:tcPr/>
+          <w:p>
+            <w:pPr>
+              <w:pStyle w:val="Compact"/>
+            </w:pPr>
+            <w:r>
+              <w:t xml:space="preserve">Bias²</w:t>
+            </w:r>
+          </w:p>
+        </w:tc>
+        <w:tc>
+          <w:tcPr/>
+          <w:p>
+            <w:pPr>
+              <w:pStyle w:val="Compact"/>
+            </w:pPr>
+            <w:r>
+              <w:t xml:space="preserve">Residual var.</w:t>
+            </w:r>
+          </w:p>
+        </w:tc>
+        <w:tc>
+          <w:tcPr/>
+          <w:p>
+            <w:pPr>
+              <w:pStyle w:val="Compact"/>
+            </w:pPr>
+            <w:r>
+              <w:t xml:space="preserve">RMSE</w:t>
+            </w:r>
+          </w:p>
+        </w:tc>
+      </w:tr>
+      <w:tr>
+        <w:tc>
+          <w:tcPr/>
+          <w:p>
+            <w:pPr>
+              <w:pStyle w:val="Compact"/>
+            </w:pPr>
+            <w:r>
+              <w:t xml:space="preserve">PIP</w:t>
+            </w:r>
+          </w:p>
+        </w:tc>
+        <w:tc>
+          <w:tcPr/>
+          <w:p>
+            <w:pPr>
+              <w:pStyle w:val="Compact"/>
+            </w:pPr>
+            <w:r>
+              <w:t xml:space="preserve">0.665</w:t>
+            </w:r>
+          </w:p>
+        </w:tc>
+        <w:tc>
+          <w:tcPr/>
+          <w:p>
+            <w:pPr>
+              <w:pStyle w:val="Compact"/>
+            </w:pPr>
+            <w:r>
+              <w:t xml:space="preserve">+0.028</w:t>
+            </w:r>
+          </w:p>
+        </w:tc>
+        <w:tc>
+          <w:tcPr/>
+          <w:p>
+            <w:pPr>
+              <w:pStyle w:val="Compact"/>
+            </w:pPr>
+            <w:r>
+              <w:t xml:space="preserve">0.001</w:t>
+            </w:r>
+          </w:p>
+        </w:tc>
+        <w:tc>
+          <w:tcPr/>
+          <w:p>
+            <w:pPr>
+              <w:pStyle w:val="Compact"/>
+            </w:pPr>
+            <w:r>
+              <w:t xml:space="preserve">0.016</w:t>
+            </w:r>
+          </w:p>
+        </w:tc>
+        <w:tc>
+          <w:tcPr/>
+          <w:p>
+            <w:pPr>
+              <w:pStyle w:val="Compact"/>
+            </w:pPr>
+            <w:r>
+              <w:t xml:space="preserve">0.130</w:t>
+            </w:r>
+          </w:p>
+        </w:tc>
+      </w:tr>
+      <w:tr>
+        <w:tc>
+          <w:tcPr/>
+          <w:p>
+            <w:pPr>
+              <w:pStyle w:val="Compact"/>
+            </w:pPr>
+            <w:r>
+              <w:t xml:space="preserve">PGLS</w:t>
+            </w:r>
+          </w:p>
+        </w:tc>
+        <w:tc>
+          <w:tcPr/>
+          <w:p>
+            <w:pPr>
+              <w:pStyle w:val="Compact"/>
+            </w:pPr>
+            <w:r>
+              <w:t xml:space="preserve">0.543</w:t>
+            </w:r>
+          </w:p>
+        </w:tc>
+        <w:tc>
+          <w:tcPr/>
+          <w:p>
+            <w:pPr>
+              <w:pStyle w:val="Compact"/>
+            </w:pPr>
+            <w:r>
+              <w:t xml:space="preserve">+0.022</w:t>
+            </w:r>
+          </w:p>
+        </w:tc>
+        <w:tc>
+          <w:tcPr/>
+          <w:p>
+            <w:pPr>
+              <w:pStyle w:val="Compact"/>
+            </w:pPr>
+            <w:r>
+              <w:t xml:space="preserve">0.000</w:t>
+            </w:r>
+          </w:p>
+        </w:tc>
+        <w:tc>
+          <w:tcPr/>
+          <w:p>
+            <w:pPr>
+              <w:pStyle w:val="Compact"/>
+            </w:pPr>
+            <w:r>
+              <w:t xml:space="preserve">0.020</w:t>
+            </w:r>
+          </w:p>
+        </w:tc>
+        <w:tc>
+          <w:tcPr/>
+          <w:p>
+            <w:pPr>
+              <w:pStyle w:val="Compact"/>
+            </w:pPr>
+            <w:r>
+              <w:t xml:space="preserve">0.144</w:t>
+            </w:r>
+          </w:p>
+        </w:tc>
+      </w:tr>
+      <w:tr>
+        <w:tc>
+          <w:tcPr/>
+          <w:p>
+            <w:pPr>
+              <w:pStyle w:val="Compact"/>
+            </w:pPr>
+            <w:r>
+              <w:t xml:space="preserve">LM</w:t>
+            </w:r>
+          </w:p>
+        </w:tc>
+        <w:tc>
+          <w:tcPr/>
+          <w:p>
+            <w:pPr>
+              <w:pStyle w:val="Compact"/>
+            </w:pPr>
+            <w:r>
+              <w:t xml:space="preserve">0.577</w:t>
+            </w:r>
+          </w:p>
+        </w:tc>
+        <w:tc>
+          <w:tcPr/>
+          <w:p>
+            <w:pPr>
+              <w:pStyle w:val="Compact"/>
+            </w:pPr>
+            <w:r>
+              <w:t xml:space="preserve">+0.032</w:t>
+            </w:r>
+          </w:p>
+        </w:tc>
+        <w:tc>
+          <w:tcPr/>
+          <w:p>
+            <w:pPr>
+              <w:pStyle w:val="Compact"/>
+            </w:pPr>
+            <w:r>
+              <w:t xml:space="preserve">0.001</w:t>
+            </w:r>
+          </w:p>
+        </w:tc>
+        <w:tc>
+          <w:tcPr/>
+          <w:p>
+            <w:pPr>
+              <w:pStyle w:val="Compact"/>
+            </w:pPr>
+            <w:r>
+              <w:t xml:space="preserve">0.020</w:t>
+            </w:r>
+          </w:p>
+        </w:tc>
+        <w:tc>
+          <w:tcPr/>
+          <w:p>
+            <w:pPr>
+              <w:pStyle w:val="Compact"/>
+            </w:pPr>
+            <w:r>
+              <w:t xml:space="preserve">0.146</w:t>
+            </w:r>
+          </w:p>
+        </w:tc>
+      </w:tr>
+    </w:tbl>
     <w:bookmarkEnd w:id="35"/>
+    <w:bookmarkEnd w:id="36"/>
+    <w:bookmarkEnd w:id="37"/>
     <w:sectPr>
       <w:footnotePr>
         <w:numRestart w:val="eachSect"/>
